--- a/documentos/resources/ordem_servico.docx
+++ b/documentos/resources/ordem_servico.docx
@@ -125,7 +125,7 @@
       </w:r>
       <w:r>
         <w:rPr/>
-        <w:t xml:space="preserve">, no uso das atribuições que me foram conferidas pelo Delegado-Geral Silvio Jacob Rockembach, bem como pelo Conselho da Polícia Civil, </w:t>
+        <w:t xml:space="preserve">, no uso das atribuições que me foram conferidas pelo Delegado-Geral {{ delegado_geral }}, bem como pelo Conselho da Polícia Civil, </w:t>
       </w:r>
     </w:p>
     <w:p>
